--- a/example_articles/countries/Canada/6.countries_Canada_Other_publisher.docx
+++ b/example_articles/countries/Canada/6.countries_Canada_Other_publisher.docx
@@ -27,17 +27,17 @@
     </w:p>
     <w:p>
       <w:r>
-        <w:t>Source File: Other publishers/Files (500) (26).DOCX</w:t>
+        <w:t>Source file: Other publishers/Files (500) (26).DOCX</w:t>
       </w:r>
     </w:p>
     <w:p>
       <w:r>
-        <w:t>Raw locations result: ['Canada']</w:t>
+        <w:t>Raw locations result, 'locations': ['Canada']</w:t>
       </w:r>
     </w:p>
     <w:p>
       <w:r>
-        <w:t>countries_stand_flat (Standardized): Canada</w:t>
+        <w:t>Standardized locations result, 'countries_stand_flat': Canada</w:t>
       </w:r>
     </w:p>
     <w:p>

--- a/example_articles/countries/Canada/6.countries_Canada_Other_publisher.docx
+++ b/example_articles/countries/Canada/6.countries_Canada_Other_publisher.docx
@@ -7,7 +7,7 @@
         <w:pStyle w:val="Heading1"/>
       </w:pPr>
       <w:r>
-        <w:t>More banks making community loans</w:t>
+        <w:t>IN SMALL-MARKET EDMONTON, NHL PLAYERS TAKE A HIT IN WESTERN CANADA, LIFE WITHOUT HOCKEY IS NO JOKE. AND THE PLAYERS ARE THE REASON NO ONE IS LAUGHING.</w:t>
       </w:r>
     </w:p>
     <w:p>
@@ -17,17 +17,17 @@
     </w:p>
     <w:p>
       <w:r>
-        <w:t>Date: 1993-11-08</w:t>
+        <w:t>Date: 1994-10-19</w:t>
       </w:r>
     </w:p>
     <w:p>
       <w:r>
-        <w:t>Section: Marketplace; MINORITY MORTGAGES // Where the money goes; Pg. 1D</w:t>
+        <w:t>Section: SPORTS; Pg. D01</w:t>
       </w:r>
     </w:p>
     <w:p>
       <w:r>
-        <w:t>Source file: Other publishers/Files (500) (26).DOCX</w:t>
+        <w:t>Source file: Other publishers/Files (500) (30).DOCX</w:t>
       </w:r>
     </w:p>
     <w:p>
@@ -49,123 +49,157 @@
     </w:p>
     <w:p>
       <w:r>
-        <w:t>For lender Mark Manbeck, managing TCF Bank's $ 500,000 piece of a $ 6 million debt-and-equity financing of 50 units of new and renovated rental projects targeted at single-parent families on the near South Side of Minneapolis is a lot more work than many bigger-dollar deals.</w:t>
+        <w:t>Once they were the greatest team in the National Hockey League. They had Gretzky and Messier and Fuhr. They captured five Stanley Cup championships in seven seasons and planted this prairie town on the North American sports map in big, bold Canadian letters.</w:t>
         <w:br/>
-        <w:t xml:space="preserve"> "You can do a $ 1 million apartment deal where Joe Blow is the borrower and the bank is the creditor, and that's it," said Manbeck. "Community development lending can involve multiple lenders, governments and neighborhood-based developers. It can be twice as much work. The closings are like a three-ring circus.</w:t>
+        <w:t>Looking back, however, the Edmonton Oilers' success might have been the worst thing that could have happened to hockey in this town.</w:t>
         <w:br/>
-        <w:t xml:space="preserve"> "But it's worth it. We're concerned about the stability of the city."</w:t>
+        <w:t>The Oilers, like baseball's Pittsburgh Pirates and San Diego Padres after them, became victims of their own success. As the Stanley Cup titles mounted, so did owner Peter Pocklington's payroll.</w:t>
         <w:br/>
-        <w:t>The bank has a commitment - strongly reinforced by the federal Community Reinvestment Act - to invest in the frayed as well as the gilded ends of town.</w:t>
+        <w:t>Pocklington, a car salesman who had become a corporate giant, was unable to pay the multimillion-dollar salaries his star players demanded. So they were shipped away to teams that could.</w:t>
         <w:br/>
-        <w:t xml:space="preserve"> "TCF has done a good job lately," said Jim Gabler, manager of multifamily housing at the Minneapolis Community Development Agency, and a former banker. "I would suggest that their increased participation is indicative that somebody down there wants to have an impact.</w:t>
+        <w:t>Last season, the Oilers, with the lowest payroll in the league, missed the playoffs for the second straight season and were so colorless that only 7,000 people signed up for season tickets this fall.</w:t>
         <w:br/>
-        <w:t xml:space="preserve"> "And generally, I think the banks are trying to do more."</w:t>
+        <w:t>That, said Pocklington, is exactly why he and his 25 fellow owners have refused to start the season until the league and the NHL Players Association reach a collective-bargaining agreement.</w:t>
         <w:br/>
-        <w:t xml:space="preserve"> Indeed, there's anecdotal evidence that many Minnesota banks, and others around the country, are spending less time lamenting the beefed-up Community Reinvestment Act (CRA) of 1977, and its paperwork requirements, and learning to make it work.</w:t>
+        <w:t>Teams like Edmonton, small-market clubs with limited revenue sources, cannot pay the huge salaries their wealthier counterparts in St. Louis, Los Angeles and Detroit dole out.</w:t>
         <w:br/>
-        <w:t xml:space="preserve"> Federal regulators - who conduct CRA exams of the state's federally insured banks and S&amp;Ls at least every couple of years, found that 14 percent of the 152 banks examined in the first six months of 1993 did an "outstanding" job of serving their entire service territories, compared with only 8 percent that were examined between July 1990 and December 1992 (when CRA reports were first required to be made public by a 1989 law).</w:t>
+        <w:t>So, Pocklington said, if the players don't agree to some form of salary control, the unthinkable may result.</w:t>
         <w:br/>
-        <w:t xml:space="preserve"> "CRA is meaningful, we take it seriously, it's integrated into our marketing activities and all of our people," said Jim Campbell, president of Norwest Bank Minnesota, which has an "outstanding" CRA ranking.  "I think we're learning to make it good business."</w:t>
+        <w:t>"We won't be able to afford hockey in Edmonton," he said. "The fans will be priced out of the market."</w:t>
         <w:br/>
-        <w:t xml:space="preserve"> More than 80 percent of the nation's 11,200 banks and 1,825 thrifts get satisfactory grades. The Twin Cities' largest banks, with the exception of Norwest, are rated satisfactory.</w:t>
+        <w:t>And now fans here are getting a taste of life without hockey.</w:t>
         <w:br/>
-        <w:t xml:space="preserve"> Reports released by regulators indicate that the "satisfactory" grades are improving, as some lenders do a better job implementing CRA's five general mandates that regulators use to assess CRA performance: solicitation of neighborhood needs; origination of residential and small business credit; geographic spreading of products, office locations, participation in community development; and government-sponsored lending.</w:t>
+        <w:t>*</w:t>
         <w:br/>
-        <w:t xml:space="preserve"> Two years ago, First Bank was "satisfactory." But its participation in some inner-city residential and small business lending programs had declined from previous levels, as the bank focused on a restructuring under new management, following big losses by its parent company.</w:t>
+        <w:t>The Sherlock Holmes, a popular bar in this quaint downtown, has lost about $4,000 in business since the NHL shut down on Oct. 1.</w:t>
         <w:br/>
-        <w:t xml:space="preserve"> Lately it's being lauded for committing to a new North Side shopping center, stepping up its small business lending in Minneapolis and St. Paul and introducing an inner-city home loan that includes funds for substantial repair of older houses and uses flexible underwriting criteria.</w:t>
+        <w:t>Some nights, Champions, an athletic clothing store at the nearby mall, closes with a single dollar bill in the cash register to show for its trouble.</w:t>
         <w:br/>
-        <w:t xml:space="preserve"> "We had fallen back to being an ordinary citizen," said Bill Farley, vice chairman of parent First Bank System, in charge of bank operations. "Every market manager in every town has as one of their objectives the mandate to be a good citizen. Not just CRA, but United Way, volunteering. By those standards, we'll hold FBS up to anybody."</w:t>
+        <w:t>At Foot Locker, the sports shoe and clothing store at the other end of the mall, the joke is that the shop won't have to decorate for Halloween because there already are plenty of cobwebs on the hockey merchandise.</w:t>
         <w:br/>
-        <w:t xml:space="preserve"> Sure, lower interest rates and making money again has made it easier for First to lend more money to the little people as well as the big hitters. But the bank is given credit for stepping back up to the plate.</w:t>
+        <w:t>As funny as that may be, life in Western Canada without hockey is no joke. Fans here take the game seriously - especially when it affects their paychecks as much as their hearts.</w:t>
         <w:br/>
-        <w:t xml:space="preserve"> "Management has been highly responsive to the credit needs of its community and has developed a full range of products designed to meet those needs," said an exam team with the Office of the Comptroller of the Currency in its 1993 CRA evaluation of First Bank.</w:t>
+        <w:t>These hockey nuts say they have had just about all they can stand in this labor dispute.</w:t>
         <w:br/>
-        <w:t xml:space="preserve"> It's a national trend, said Warren Traiger, a New York City lawyer who has been a consultant to banks and government on CRA.</w:t>
+        <w:t>The Oilers were scheduled to host the Mighty Ducks of Anaheim tonight at the Northlands Coliseum. Instead, the fans at the Sherlock Holmes will be treated to bowling tournaments and dog shows on TV.</w:t>
         <w:br/>
-        <w:t xml:space="preserve"> "The more sophisticated institutions recognize that it's here to stay and it's unlikely to get less burdensome and it behooves them to do a good job and talk it about it," Traiger said. "The less sophisticated get dragged kicking and screaming into compliance by the public, regulators and the press."</w:t>
+        <w:t>No kidding.</w:t>
         <w:br/>
-        <w:t xml:space="preserve"> Bankers are carping less about the beefed-up CRA amendments of 1989, which require disclosure of regulatory evaluations, and doing more, regulators say.</w:t>
+        <w:t>Who's to blame?</w:t>
         <w:br/>
-        <w:t xml:space="preserve"> "It's one of the few federal laws that has had an effect without appropriation of a lot of federal money," said Karen Grandstrand, vice president of banking supervision at the Minneapolis Federal Reserve Bank. "Community groups point to over $ 30 billion in new credit through banker-community group lending agreements. That's just what's been publicized in inner cities. I also think it's prompted banks, thrifts and community groups to communicate."</w:t>
+        <w:t>In this part of the NHL territories, the players are the ones taking the heat.</w:t>
         <w:br/>
-        <w:t xml:space="preserve"> Grandstrand said she also continues to hear from small bankers complain about "too much documentation, too time consuming, lack of objective standards and lack of incentive for good performance."</w:t>
+        <w:t>On a talk show this week, callers supported the owners overwhelmingly. And not one Oilers sweat shirt, cap or bumper sticker was spotted in the busy downtown on Monday.</w:t>
         <w:br/>
-        <w:t xml:space="preserve"> Small bankers, who often have only one or two offices, say CRA is unnecessary because they couldn't succeed without serving their towns or neighborhoods well. There has been much discussion about repealing CRA for banks of less than $ 250 million in assets, but no action in Washington.</w:t>
+        <w:t>"It's to the point now where we want a salary cap," said 20-year-old Ian Koch, a salesman at Champions. "Everyone I know is definitely mad at the players. We all agree that they're getting greedy."</w:t>
         <w:br/>
-        <w:t xml:space="preserve"> "A lot of small town bankers don't have any competition," said Ken Thomas, a long-time CRA expert from Florida and the author of a recently published book, "Community Reinvestment Performance."</w:t>
+        <w:t>*</w:t>
         <w:br/>
-        <w:t xml:space="preserve"> "They say they know what's best, but they really don't have competition to force that decision," Thomas said.</w:t>
+        <w:t>The Sherlock Holmes is the kind of bar hockey players love. It is cozy, dark, friendly and within walking distance of their hotels. Indeed, the bar is within a weak slapshot of the Westin and the Hilton, the hotels where visiting teams and officials usually stay.</w:t>
         <w:br/>
-        <w:t xml:space="preserve"> That kind of talk draws protests from thousand of rural bankers, most of whom get "satisfactory" grades. But even an "outstanding" inner-city banker argues that CRA can be streamlined and improved.</w:t>
+        <w:t>The Sherlock Holmes also is strategically placed between two subway stops. So it is usually jammed with thirsty fans on their way to the games at the Coliseum, which just happens to be a short walk at the end of the line.</w:t>
         <w:br/>
-        <w:t xml:space="preserve"> "It's a lot of paperwork to keep," said Steve Erdahl, president of Western State Bank of St. Paul. "Who did you meet with? Who did you talk to? How do you assess the need? If you're really doing it, why do you need to spend the money on comments in the file? Just do the banking. The regulators can see whether and where we're making the loans."</w:t>
+        <w:t>In the back hall at the Sherlock Holmes, behind the grimy Oilers pennant, seven huge photo collages hang on the wall. Pictured there, among the hockey legends, are Wayne Gretzky and Michel Goulet at New Year's Eve and Halloween parties during happier times.</w:t>
         <w:br/>
-        <w:t xml:space="preserve"> Bankers also are concerned about their CRA status because community groups can use poor performance to challenge their expansion, whether its an acquisition or just adding a cash machine.</w:t>
+        <w:t>This month, however, there have been no parties, and bartender Vanessa Bellamy couldn't decide whether she was more angry than troubled as a result of the lockout.</w:t>
         <w:br/>
-        <w:t xml:space="preserve"> Last summer, President Clinton said he was interested in reforming the CRA process, but not its intent. Federal regulators are holding hearings around the country. Eugene Ludwig, the comptroller of the currency, and Clinton's banking-reform point man, has indicated that new rules will be proposed within months.</w:t>
+        <w:t>On the one hand, the 27-year-old Bellamy was upset because she had been forced to juggle her budget. Thanks to the absence of hockey, she said, business hadn't been this bad since the heavy rain last summer nearly washed away her veranda out front.</w:t>
         <w:br/>
-        <w:t xml:space="preserve"> The focus will continue to be lending to modest-income people, their neighborhoods and farmers; community development projects, small business credit and access to banking services for the working class and poor, Ludwig told a congressional committee last summer.</w:t>
+        <w:t>Thank heaven, she said, that the Rolling Stones came to town earlier this month, and then she wondered out loud: "Do rock bands have labor disputes?"</w:t>
         <w:br/>
-        <w:t xml:space="preserve"> "The general goals of the guidelines are clear: to base CRA ratings to a greater extent on the degree to which institutions actually provide credit and other banking services to the communities in which they do business, and to reduce compliance costs," Ludwig said. "I would emphasize that the CRA does not call upon any institution to make loans that it does not expect to collect."</w:t>
+        <w:t>Bellamy was angry at the hockey players, many of whom had run up three- figure tabs at her place. Some of them seem to have forgotten their love of the game, she said. All this squabbling about money - it's not as if they're still struggling to make ends meet, she said.</w:t>
         <w:br/>
-        <w:t xml:space="preserve"> Pundits note that it was speculative lending on commercial real estate and huge leveraged buyouts that caused bank indigestion in the late 1980s, not community development projects and home mortgages in working-class neighborhoods.</w:t>
+        <w:t>"Everybody is just miffed," Bellamy said. "No one is happy with either side. It's like February around here. By that time, we're all saying, 'We've had it with winter.' Well, we've had it with this.</w:t>
         <w:br/>
-        <w:t xml:space="preserve"> The big banks such as Norwest and Bank of America have embraced CRA for strategic as well as economic and civic reasons. The Clinton administration has said that it favors interstate banking, to replace the reciprocity agreements among various states, simplified regulations and consolidation of the four separate regulators, and greater access to overseas markets.</w:t>
+        <w:t>"It's going to be a really ugly winter if there is no hockey."</w:t>
         <w:br/>
-        <w:t xml:space="preserve"> There's also a slight possibility that CRA, or at least some variation, may be extended to finance companies, nonbank mortgage companies and even insurers.</w:t>
+        <w:t>*</w:t>
         <w:br/>
-        <w:t xml:space="preserve"> "CRA should be expanded to those involved in the direct placement of loans and insurance activities," said Rep. Bruce Vento, D-Minn. and a powerful senior member of the House Banking Committee. "CRA doesn't force loans, but it should be a reflection of performance."</w:t>
+        <w:t>Ian Koch was all alone as the mall traffic bustled outside his store at Eaton Center downtown. Champions is owned by the Oilers and peddles hats and shirts and other things from every team in the NHL.</w:t>
         <w:br/>
-        <w:t xml:space="preserve"> The administration and some powerful members of Congress have indicated an interest, but not proposed specific rules or exactly to whom they'd be applied. It's got everbody's attention.</w:t>
+        <w:t>On Monday, it was as quiet as a graveyard.</w:t>
         <w:br/>
-        <w:t xml:space="preserve"> For example, mortgage bankers not owned by banking companies are supplying demographic home loan information to the government, just as banks do, after Congress discussed extending the Home Mortgage Disclosure Act to them.</w:t>
+        <w:t>Koch, bending over his lunch of Chinese noodles, was wearing an Oilers sweat shirt. It was the only piece of merchandise he had even unfolded all day. Worried that the store might be forced to close during the lockout, he was glad to have the company of a visitor.</w:t>
         <w:br/>
-        <w:t xml:space="preserve"> "They're selling their mortgages to Fannie Mae and Freddie Mac, government-chartered agencies, just as we do," said Tom Cusick, chief executive of TCF Bank. "They should be held to the same standard."</w:t>
+        <w:t>"Basically, it's been dead," Koch said. "Some nights we close with $1 in sales. People will see the Oilers stuff on the rack and come in just to complain. Hey, I'm with them. Without the games, we've been forced to tape junior games and play them over and over on our TV up there. If I have to watch that Rock 'em, Sock 'em video one more time . . ."</w:t>
         <w:br/>
-        <w:t xml:space="preserve"> And other bankers think CRA in some form should be expanded to finance companies and investment firms. Those firms fight the notion, arguing that the federal government doesn't stand behind their investors - as it does bank depositors to certain limits.</w:t>
+        <w:t>Koch said he wasn't alone in his financial distress. His friends in the hockey-card business were suffering, too. Who wants to buy cards of players who are fishing and hunting and playing golf?</w:t>
         <w:br/>
-        <w:t xml:space="preserve"> "We are not lenders and we are not federally insured," said Robert Pozen, managing director and general counsel of huge Fidelity Investments, based in Boston. "It's a very thin political smokescreen."</w:t>
+        <w:t>This working-class town of about 750,000 has trouble feeling sorry for athletes who earn a half-million dollars a year, Koch said.</w:t>
         <w:br/>
-        <w:t xml:space="preserve"> Not so fast, said FBS's Farley, noting that a lot of investment bankers underwrite government-backed bonds, and money market mutual funds are invested in bank certificates of deposit and government paper.</w:t>
+        <w:t>"Compared to doctors and lawyers, who go to school for years, the players have a pretty good deal," Koch said.</w:t>
         <w:br/>
-        <w:t xml:space="preserve"> "Tell me those aren't backed by the government," Farley said. "I say, 'Gee, Fidelity,' you're up here in the skyway, taking money, in the marketplace. You put some of it back. When the government passed CRA, they didn't tell us how. They just said, 'Thou shalt.'</w:t>
+        <w:t>At Foot Locker, two young salesmen, both dressed in black-and-white referee-style shirts, said they couldn't give away Edmonton hats or jackets these days. NBA and NFL stuff, meanwhile, has been jumping off the racks, they said.</w:t>
         <w:br/>
-        <w:t xml:space="preserve"> "I'd put the monkey on the back of Fidelity."</w:t>
+        <w:t>Things are so out of whack around here that people will march in and ask the salesmen what's going on with the lockout.</w:t>
         <w:br/>
-        <w:t xml:space="preserve"> The government might.</w:t>
+        <w:t>"They think we know because of our shirts," one of them said with a laugh. "All we know is that no one is saying anything good about hockey anymore."</w:t>
         <w:br/>
-        <w:t>Learning to live with it</w:t>
+        <w:t>The trouble here is that without the Oilers, there isn't much else to do. The Eskimos of the Canadian Football League are 11-4 and have clinched a playoff berth but still can't fill more than half their stadium.</w:t>
         <w:br/>
-        <w:t>Although they don't like the paperwork that the Community Reinvestment Act (CRA) requires, most bankers say community investment makes economic sense. Some even are using CRA initiatives and good CRA exam grades as marketing tools. The act, passed in 1977, requires them to make credit and other bank services available in low-income as well as affluent communities. Congress beefed it up in 1989, requiring public disclosure of the exams.</w:t>
+        <w:t>The university has a hockey team, and Red Deer, about an hour and a half away, plays in the Western Hockey League. But they are poor substitutes for the Oilers.</w:t>
         <w:br/>
-        <w:t>Minnesota lenders are improving their CRA grades:</w:t>
+        <w:t>"I hope both sides learn from all this," Koch said. "The world hasn't come to an end without hockey."</w:t>
         <w:br/>
-        <w:t xml:space="preserve"> Grades of 585 CRA grades of</w:t>
+        <w:t>But it sure has changed.</w:t>
         <w:br/>
-        <w:t xml:space="preserve"> Minnesota banks 152 banks and 10</w:t>
+        <w:t xml:space="preserve"> AN UNEVEN RINK</w:t>
         <w:br/>
-        <w:t xml:space="preserve"> and 14 S&amp;Ls S&amp;Ls examined</w:t>
+        <w:t>Payroll figures, in millions, are taken from the Hockey News and are based on NHL Players Association figures. Franchise values, also in millions, are taken from Financial World magazine.</w:t>
         <w:br/>
-        <w:t xml:space="preserve"> since July 1990 through June 1993</w:t>
+        <w:t>TEAM TOP EXECUTIVES PAYROLL VALUE</w:t>
         <w:br/>
-        <w:t>Outstanding 8% 14%</w:t>
+        <w:t>Anaheim Michael Eisner $12.6 unavailable</w:t>
         <w:br/>
-        <w:t>Satisfactory 85 83</w:t>
+        <w:t>Boston Jeremy M. Jacobs $12.7 $88</w:t>
         <w:br/>
-        <w:t>Needs to improve 6 3</w:t>
+        <w:t>Buffalo Seymour H. Knox 3d $19.0 $55</w:t>
         <w:br/>
-        <w:t>Substantial noncompliance 0.5 0</w:t>
+        <w:t>Calgary Harley N. Hotchkiss $14.0 $50</w:t>
         <w:br/>
-        <w:t>Banks and S&amp;Ls are assessed on their:</w:t>
+        <w:t>Chicago William W. Wirtz $17.8 $80</w:t>
         <w:br/>
-        <w:t>ascertainment of community credit needs through outreach, and delivery through marketing, programs and products</w:t>
+        <w:t>Dallas Norman N. Green $14.7 $46</w:t>
         <w:br/>
-        <w:t>geographic concentration of credit extension and denials</w:t>
+        <w:t>Detroit Mike Ilitch $19.2 $104</w:t>
         <w:br/>
-        <w:t>evidence of illegal and discriminatory behavior</w:t>
+        <w:t>Edmonton Peter Pocklington $ 9.2 $46</w:t>
         <w:br/>
-        <w:t>participation in government and neighborhood-sponsored housing and commercial projects.</w:t>
+        <w:t>Florida H. Wayne Huizenga $11.7 unavailable</w:t>
+        <w:br/>
+        <w:t>Hartford Peter Karmanos Jr. $15.1 $46</w:t>
+        <w:br/>
+        <w:t>Los Angeles Joseph M. Cohen $23.4 $85</w:t>
+        <w:br/>
+        <w:t>Montreal Ronald Corey $12.9 $82</w:t>
+        <w:br/>
+        <w:t>New Jersey John J. McMullen $16.5 $51</w:t>
+        <w:br/>
+        <w:t>N.Y. Islanders Robert Rosenthal $12.7 $53</w:t>
+        <w:br/>
+        <w:t>N.Y. Rangers Neil Smith $18.0 $81</w:t>
+        <w:br/>
+        <w:t>Ottawa Rod Bryden $ 9.3 $50</w:t>
+        <w:br/>
+        <w:t>Philadelphia Ed Snider $14.1 $69</w:t>
+        <w:br/>
+        <w:t>Pittsburgh Howard Baldwin $20.1 $62</w:t>
+        <w:br/>
+        <w:t>Quebec Marcel Aubut $13.5 $43</w:t>
+        <w:br/>
+        <w:t>St. Louis Michael F. Shanahan $23.5 $59</w:t>
+        <w:br/>
+        <w:t>San Jose George Gund 3d $11.3 $52</w:t>
+        <w:br/>
+        <w:t>Tampa Bay David LeFevre $10.5 $39</w:t>
+        <w:br/>
+        <w:t>Toronto Steve A. Stavro $16.5 $77</w:t>
+        <w:br/>
+        <w:t>Vancouver Arthur R. Griffiths $17.2 $69</w:t>
+        <w:br/>
+        <w:t>Washington Abe Pollin $13.6 $47</w:t>
+        <w:br/>
+        <w:t>Winnipeg Barry L. Shenkarow $14.1 $35</w:t>
         <w:br/>
         <w:br/>
         <w:t>Graphic</w:t>
@@ -173,7 +207,12 @@
         <w:br/>
         <w:t xml:space="preserve"> </w:t>
         <w:br/>
-        <w:t>Photograph; Chart</w:t>
+        <w:t>CHART;</w:t>
+        <w:br/>
+        <w:br/>
+        <w:t>CHART (1)</w:t>
+        <w:br/>
+        <w:t>1. An Uneven Rink</w:t>
       </w:r>
     </w:p>
     <w:sectPr>

--- a/example_articles/countries/Canada/6.countries_Canada_Other_publisher.docx
+++ b/example_articles/countries/Canada/6.countries_Canada_Other_publisher.docx
@@ -7,7 +7,7 @@
         <w:pStyle w:val="Heading1"/>
       </w:pPr>
       <w:r>
-        <w:t>IN SMALL-MARKET EDMONTON, NHL PLAYERS TAKE A HIT IN WESTERN CANADA, LIFE WITHOUT HOCKEY IS NO JOKE. AND THE PLAYERS ARE THE REASON NO ONE IS LAUGHING.</w:t>
+        <w:t>MYERS GREW UP LOVING A ROOM FULL OF LAUGHTER</w:t>
       </w:r>
     </w:p>
     <w:p>
@@ -17,17 +17,17 @@
     </w:p>
     <w:p>
       <w:r>
-        <w:t>Date: 1994-10-19</w:t>
+        <w:t>Date: 1999-05-29</w:t>
       </w:r>
     </w:p>
     <w:p>
       <w:r>
-        <w:t>Section: SPORTS; Pg. D01</w:t>
+        <w:t>Section: FEATURES MAGAZINE: LIFESTYLE; Pg. D11</w:t>
       </w:r>
     </w:p>
     <w:p>
       <w:r>
-        <w:t>Source file: Other publishers/Files (500) (30).DOCX</w:t>
+        <w:t>Source file: Other publishers/Files (500) (18).DOCX</w:t>
       </w:r>
     </w:p>
     <w:p>
@@ -49,157 +49,31 @@
     </w:p>
     <w:p>
       <w:r>
-        <w:t>Once they were the greatest team in the National Hockey League. They had Gretzky and Messier and Fuhr. They captured five Stanley Cup championships in seven seasons and planted this prairie town on the North American sports map in big, bold Canadian letters.</w:t>
+        <w:t>Yeah, baby. Even as a boy growing up in Canada, Mike Myers always wanted to write and act in comedies.</w:t>
         <w:br/>
-        <w:t>Looking back, however, the Edmonton Oilers' success might have been the worst thing that could have happened to hockey in this town.</w:t>
+        <w:t>"I liked how the house felt when a good comedy was on," says the star of the forthcoming sequel, Austin Powers: The Spy Who Shagged Me. "I liked the feeling of a room laughing. My dad was a big laugher." His father would wake him up in the middle of the night to watch Peter Sellers comedies, he says in the latest Rolling Stone magazine. Myers says Sellers influenced his comedy.</w:t>
         <w:br/>
-        <w:t>The Oilers, like baseball's Pittsburgh Pirates and San Diego Padres after them, became victims of their own success. As the Stanley Cup titles mounted, so did owner Peter Pocklington's payroll.</w:t>
+        <w:t>He also says that a line from the play Equus describes his work ethic: "Relentlessly self-improving working class."</w:t>
         <w:br/>
-        <w:t>Pocklington, a car salesman who had become a corporate giant, was unable to pay the multimillion-dollar salaries his star players demanded. So they were shipped away to teams that could.</w:t>
+        <w:t>Dropping in at the library Former President George Bush's plans to skydive again don't strike his oldest son, Texas Gov. George W. Bush, as such a great idea. The former president plans to celebrate his 75th birthday three days early on June 9 by leaping from an airplane at 12,500 feet. He plans to land on the grounds of his presidential library at Texas A&amp;M University in College Station.</w:t>
         <w:br/>
-        <w:t>Last season, the Oilers, with the lowest payroll in the league, missed the playoffs for the second straight season and were so colorless that only 7,000 people signed up for season tickets this fall.</w:t>
+        <w:t>Gov. Bush said he wasn't worried about his father when asked yesterday about the jump. But he added: "I agree with my mother's assessment when they named the Central Intelligence Agency building after him. She said, 'I can't believe they'd be naming any facility with the word intelligence in it after George Bush.' " As in his 1997 jump, the elder Bush will be harnessed to two veteran jumpers but will land on his own, said Dany Brooks, spokeswoman for the U.S. Parachute Association, which is organizing the event.</w:t>
         <w:br/>
-        <w:t>That, said Pocklington, is exactly why he and his 25 fellow owners have refused to start the season until the league and the NHL Players Association reach a collective-bargaining agreement.</w:t>
+        <w:t>Music makers The Trammps ("Disco Inferno") join host Bob Pantano and DJ Perry Angelozzi at 7 p.m. tomorrow at Envy in the old Comedy Factory Outlet site, 27 S. Bank St.</w:t>
         <w:br/>
-        <w:t>Teams like Edmonton, small-market clubs with limited revenue sources, cannot pay the huge salaries their wealthier counterparts in St. Louis, Los Angeles and Detroit dole out.</w:t>
+        <w:t>The Goo Goo Dolls open a two-month tour with Sugar Ray and Fastball July 16 in Phoenix. There's a tentative Aug. 25 stop at Camden's Waterfront Entertainment Centre.</w:t>
         <w:br/>
-        <w:t>So, Pocklington said, if the players don't agree to some form of salary control, the unthinkable may result.</w:t>
+        <w:t>Couples Kellie Martin of TV's ER wed Columbia U. law student Keith Christian on May 15 near his hometown of Polson, Mont. They met as Yale students. Patti LuPone, who played Martin's mom on the series Life Goes On, sang at the nups.</w:t>
         <w:br/>
-        <w:t>"We won't be able to afford hockey in Edmonton," he said. "The fans will be priced out of the market."</w:t>
+        <w:t>Kate Capshaw likes to watch husband Steven Spielberg make movies. "He's very sexy . . . when he operates the camera, it's, well, very exciting," she says in the June Harper's Bazaar. "It's a big machine, so tactile. He's very, very adept at it." Cut!</w:t>
         <w:br/>
-        <w:t>And now fans here are getting a taste of life without hockey.</w:t>
+        <w:t>* This report includes information from the Associated Press, the New York Post and the New York Daily News.</w:t>
         <w:br/>
-        <w:t>*</w:t>
         <w:br/>
-        <w:t>The Sherlock Holmes, a popular bar in this quaint downtown, has lost about $4,000 in business since the NHL shut down on Oct. 1.</w:t>
+        <w:t>Notes</w:t>
         <w:br/>
-        <w:t>Some nights, Champions, an athletic clothing store at the nearby mall, closes with a single dollar bill in the cash register to show for its trouble.</w:t>
         <w:br/>
-        <w:t>At Foot Locker, the sports shoe and clothing store at the other end of the mall, the joke is that the shop won't have to decorate for Halloween because there already are plenty of cobwebs on the hockey merchandise.</w:t>
-        <w:br/>
-        <w:t>As funny as that may be, life in Western Canada without hockey is no joke. Fans here take the game seriously - especially when it affects their paychecks as much as their hearts.</w:t>
-        <w:br/>
-        <w:t>These hockey nuts say they have had just about all they can stand in this labor dispute.</w:t>
-        <w:br/>
-        <w:t>The Oilers were scheduled to host the Mighty Ducks of Anaheim tonight at the Northlands Coliseum. Instead, the fans at the Sherlock Holmes will be treated to bowling tournaments and dog shows on TV.</w:t>
-        <w:br/>
-        <w:t>No kidding.</w:t>
-        <w:br/>
-        <w:t>Who's to blame?</w:t>
-        <w:br/>
-        <w:t>In this part of the NHL territories, the players are the ones taking the heat.</w:t>
-        <w:br/>
-        <w:t>On a talk show this week, callers supported the owners overwhelmingly. And not one Oilers sweat shirt, cap or bumper sticker was spotted in the busy downtown on Monday.</w:t>
-        <w:br/>
-        <w:t>"It's to the point now where we want a salary cap," said 20-year-old Ian Koch, a salesman at Champions. "Everyone I know is definitely mad at the players. We all agree that they're getting greedy."</w:t>
-        <w:br/>
-        <w:t>*</w:t>
-        <w:br/>
-        <w:t>The Sherlock Holmes is the kind of bar hockey players love. It is cozy, dark, friendly and within walking distance of their hotels. Indeed, the bar is within a weak slapshot of the Westin and the Hilton, the hotels where visiting teams and officials usually stay.</w:t>
-        <w:br/>
-        <w:t>The Sherlock Holmes also is strategically placed between two subway stops. So it is usually jammed with thirsty fans on their way to the games at the Coliseum, which just happens to be a short walk at the end of the line.</w:t>
-        <w:br/>
-        <w:t>In the back hall at the Sherlock Holmes, behind the grimy Oilers pennant, seven huge photo collages hang on the wall. Pictured there, among the hockey legends, are Wayne Gretzky and Michel Goulet at New Year's Eve and Halloween parties during happier times.</w:t>
-        <w:br/>
-        <w:t>This month, however, there have been no parties, and bartender Vanessa Bellamy couldn't decide whether she was more angry than troubled as a result of the lockout.</w:t>
-        <w:br/>
-        <w:t>On the one hand, the 27-year-old Bellamy was upset because she had been forced to juggle her budget. Thanks to the absence of hockey, she said, business hadn't been this bad since the heavy rain last summer nearly washed away her veranda out front.</w:t>
-        <w:br/>
-        <w:t>Thank heaven, she said, that the Rolling Stones came to town earlier this month, and then she wondered out loud: "Do rock bands have labor disputes?"</w:t>
-        <w:br/>
-        <w:t>Bellamy was angry at the hockey players, many of whom had run up three- figure tabs at her place. Some of them seem to have forgotten their love of the game, she said. All this squabbling about money - it's not as if they're still struggling to make ends meet, she said.</w:t>
-        <w:br/>
-        <w:t>"Everybody is just miffed," Bellamy said. "No one is happy with either side. It's like February around here. By that time, we're all saying, 'We've had it with winter.' Well, we've had it with this.</w:t>
-        <w:br/>
-        <w:t>"It's going to be a really ugly winter if there is no hockey."</w:t>
-        <w:br/>
-        <w:t>*</w:t>
-        <w:br/>
-        <w:t>Ian Koch was all alone as the mall traffic bustled outside his store at Eaton Center downtown. Champions is owned by the Oilers and peddles hats and shirts and other things from every team in the NHL.</w:t>
-        <w:br/>
-        <w:t>On Monday, it was as quiet as a graveyard.</w:t>
-        <w:br/>
-        <w:t>Koch, bending over his lunch of Chinese noodles, was wearing an Oilers sweat shirt. It was the only piece of merchandise he had even unfolded all day. Worried that the store might be forced to close during the lockout, he was glad to have the company of a visitor.</w:t>
-        <w:br/>
-        <w:t>"Basically, it's been dead," Koch said. "Some nights we close with $1 in sales. People will see the Oilers stuff on the rack and come in just to complain. Hey, I'm with them. Without the games, we've been forced to tape junior games and play them over and over on our TV up there. If I have to watch that Rock 'em, Sock 'em video one more time . . ."</w:t>
-        <w:br/>
-        <w:t>Koch said he wasn't alone in his financial distress. His friends in the hockey-card business were suffering, too. Who wants to buy cards of players who are fishing and hunting and playing golf?</w:t>
-        <w:br/>
-        <w:t>This working-class town of about 750,000 has trouble feeling sorry for athletes who earn a half-million dollars a year, Koch said.</w:t>
-        <w:br/>
-        <w:t>"Compared to doctors and lawyers, who go to school for years, the players have a pretty good deal," Koch said.</w:t>
-        <w:br/>
-        <w:t>At Foot Locker, two young salesmen, both dressed in black-and-white referee-style shirts, said they couldn't give away Edmonton hats or jackets these days. NBA and NFL stuff, meanwhile, has been jumping off the racks, they said.</w:t>
-        <w:br/>
-        <w:t>Things are so out of whack around here that people will march in and ask the salesmen what's going on with the lockout.</w:t>
-        <w:br/>
-        <w:t>"They think we know because of our shirts," one of them said with a laugh. "All we know is that no one is saying anything good about hockey anymore."</w:t>
-        <w:br/>
-        <w:t>The trouble here is that without the Oilers, there isn't much else to do. The Eskimos of the Canadian Football League are 11-4 and have clinched a playoff berth but still can't fill more than half their stadium.</w:t>
-        <w:br/>
-        <w:t>The university has a hockey team, and Red Deer, about an hour and a half away, plays in the Western Hockey League. But they are poor substitutes for the Oilers.</w:t>
-        <w:br/>
-        <w:t>"I hope both sides learn from all this," Koch said. "The world hasn't come to an end without hockey."</w:t>
-        <w:br/>
-        <w:t>But it sure has changed.</w:t>
-        <w:br/>
-        <w:t xml:space="preserve"> AN UNEVEN RINK</w:t>
-        <w:br/>
-        <w:t>Payroll figures, in millions, are taken from the Hockey News and are based on NHL Players Association figures. Franchise values, also in millions, are taken from Financial World magazine.</w:t>
-        <w:br/>
-        <w:t>TEAM TOP EXECUTIVES PAYROLL VALUE</w:t>
-        <w:br/>
-        <w:t>Anaheim Michael Eisner $12.6 unavailable</w:t>
-        <w:br/>
-        <w:t>Boston Jeremy M. Jacobs $12.7 $88</w:t>
-        <w:br/>
-        <w:t>Buffalo Seymour H. Knox 3d $19.0 $55</w:t>
-        <w:br/>
-        <w:t>Calgary Harley N. Hotchkiss $14.0 $50</w:t>
-        <w:br/>
-        <w:t>Chicago William W. Wirtz $17.8 $80</w:t>
-        <w:br/>
-        <w:t>Dallas Norman N. Green $14.7 $46</w:t>
-        <w:br/>
-        <w:t>Detroit Mike Ilitch $19.2 $104</w:t>
-        <w:br/>
-        <w:t>Edmonton Peter Pocklington $ 9.2 $46</w:t>
-        <w:br/>
-        <w:t>Florida H. Wayne Huizenga $11.7 unavailable</w:t>
-        <w:br/>
-        <w:t>Hartford Peter Karmanos Jr. $15.1 $46</w:t>
-        <w:br/>
-        <w:t>Los Angeles Joseph M. Cohen $23.4 $85</w:t>
-        <w:br/>
-        <w:t>Montreal Ronald Corey $12.9 $82</w:t>
-        <w:br/>
-        <w:t>New Jersey John J. McMullen $16.5 $51</w:t>
-        <w:br/>
-        <w:t>N.Y. Islanders Robert Rosenthal $12.7 $53</w:t>
-        <w:br/>
-        <w:t>N.Y. Rangers Neil Smith $18.0 $81</w:t>
-        <w:br/>
-        <w:t>Ottawa Rod Bryden $ 9.3 $50</w:t>
-        <w:br/>
-        <w:t>Philadelphia Ed Snider $14.1 $69</w:t>
-        <w:br/>
-        <w:t>Pittsburgh Howard Baldwin $20.1 $62</w:t>
-        <w:br/>
-        <w:t>Quebec Marcel Aubut $13.5 $43</w:t>
-        <w:br/>
-        <w:t>St. Louis Michael F. Shanahan $23.5 $59</w:t>
-        <w:br/>
-        <w:t>San Jose George Gund 3d $11.3 $52</w:t>
-        <w:br/>
-        <w:t>Tampa Bay David LeFevre $10.5 $39</w:t>
-        <w:br/>
-        <w:t>Toronto Steve A. Stavro $16.5 $77</w:t>
-        <w:br/>
-        <w:t>Vancouver Arthur R. Griffiths $17.2 $69</w:t>
-        <w:br/>
-        <w:t>Washington Abe Pollin $13.6 $47</w:t>
-        <w:br/>
-        <w:t>Winnipeg Barry L. Shenkarow $14.1 $35</w:t>
+        <w:t>Newsmakers</w:t>
         <w:br/>
         <w:br/>
         <w:t>Graphic</w:t>
@@ -207,12 +81,11 @@
         <w:br/>
         <w:t xml:space="preserve"> </w:t>
         <w:br/>
-        <w:t>CHART;</w:t>
+        <w:t>PHOTO;</w:t>
         <w:br/>
+        <w:t>PHOTO</w:t>
         <w:br/>
-        <w:t>CHART (1)</w:t>
-        <w:br/>
-        <w:t>1. An Uneven Rink</w:t>
+        <w:t>Judi Dench (left) and Bernadette Peters were in New York Thursday at the Gershwin Theatre, site of the Tony Awards show Sunday. Dench is a best-actress nominee for "Amy's View," and Peters is a musical-actress nominee for "Annie Get Your Gun." (MARK LENNIHAN, Associated Press)</w:t>
       </w:r>
     </w:p>
     <w:sectPr>

--- a/example_articles/countries/Canada/6.countries_Canada_Other_publisher.docx
+++ b/example_articles/countries/Canada/6.countries_Canada_Other_publisher.docx
@@ -7,7 +7,7 @@
         <w:pStyle w:val="Heading1"/>
       </w:pPr>
       <w:r>
-        <w:t>MYERS GREW UP LOVING A ROOM FULL OF LAUGHTER</w:t>
+        <w:t>Lagniappe is theater with worldwide vision</w:t>
       </w:r>
     </w:p>
     <w:p>
@@ -17,17 +17,17 @@
     </w:p>
     <w:p>
       <w:r>
-        <w:t>Date: 1999-05-29</w:t>
+        <w:t>Date: 1995-10-01</w:t>
       </w:r>
     </w:p>
     <w:p>
       <w:r>
-        <w:t>Section: FEATURES MAGAZINE: LIFESTYLE; Pg. D11</w:t>
+        <w:t>Section: Entertainment; Pg. 4F</w:t>
       </w:r>
     </w:p>
     <w:p>
       <w:r>
-        <w:t>Source file: Other publishers/Files (500) (18).DOCX</w:t>
+        <w:t>Source file: Other publishers/Files (500) (23).DOCX</w:t>
       </w:r>
     </w:p>
     <w:p>
@@ -49,43 +49,43 @@
     </w:p>
     <w:p>
       <w:r>
-        <w:t>Yeah, baby. Even as a boy growing up in Canada, Mike Myers always wanted to write and act in comedies.</w:t>
+        <w:t>Lagniappe, the theater whose name could require an explanation, might opt for the name of Pan American Playhouse instead.</w:t>
         <w:br/>
-        <w:t>"I liked how the house felt when a good comedy was on," says the star of the forthcoming sequel, Austin Powers: The Spy Who Shagged Me. "I liked the feeling of a room laughing. My dad was a big laugher." His father would wake him up in the middle of the night to watch Peter Sellers comedies, he says in the latest Rolling Stone magazine. Myers says Sellers influenced his comedy.</w:t>
+        <w:t xml:space="preserve"> The theater, which debuted a year ago with a fine production of "Death and the Maiden" by the Chilean writer Ariel Dorfman, is going north of the border for its second production, "Love and Anger," by Canadian playwright George Walker, which opens Friday at the Minneapolis Theatre Garage.</w:t>
         <w:br/>
-        <w:t>He also says that a line from the play Equus describes his work ethic: "Relentlessly self-improving working class."</w:t>
+        <w:t xml:space="preserve"> That international scope is one of the goals of Lagniappe founder and artistic director Pam Nice.</w:t>
         <w:br/>
-        <w:t>Dropping in at the library Former President George Bush's plans to skydive again don't strike his oldest son, Texas Gov. George W. Bush, as such a great idea. The former president plans to celebrate his 75th birthday three days early on June 9 by leaping from an airplane at 12,500 feet. He plans to land on the grounds of his presidential library at Texas A&amp;M University in College Station.</w:t>
+        <w:t xml:space="preserve"> "We are trying to connect with playwrights from other countries who are writing today and show what perspective they have on moral issues that might help us," she said.</w:t>
         <w:br/>
-        <w:t>Gov. Bush said he wasn't worried about his father when asked yesterday about the jump. But he added: "I agree with my mother's assessment when they named the Central Intelligence Agency building after him. She said, 'I can't believe they'd be naming any facility with the word intelligence in it after George Bush.' " As in his 1997 jump, the elder Bush will be harnessed to two veteran jumpers but will land on his own, said Dany Brooks, spokeswoman for the U.S. Parachute Association, which is organizing the event.</w:t>
+        <w:t>Walker, Canada's most popular contemporary playwright, fits the mission well, she said. "He has a such a distinctive voice, kind of Shavian. His characters are intelligent and articulate. He's a social critic, an iconoclast, yet he takes on stereotypes from the left, right and center. His plays have political overtones, but they are not just about that.</w:t>
         <w:br/>
-        <w:t>Music makers The Trammps ("Disco Inferno") join host Bob Pantano and DJ Perry Angelozzi at 7 p.m. tomorrow at Envy in the old Comedy Factory Outlet site, 27 S. Bank St.</w:t>
+        <w:t xml:space="preserve"> "What makes him different from Shaw is that he has heart. He comes from a working-class background. He's self-educated, and he tries to make characters who are often poor and uneducated, articulate," she said.</w:t>
         <w:br/>
-        <w:t>The Goo Goo Dolls open a two-month tour with Sugar Ray and Fastball July 16 in Phoenix. There's a tentative Aug. 25 stop at Camden's Waterfront Entertainment Centre.</w:t>
+        <w:t xml:space="preserve"> "Love and Anger" is a comedy about the high-powered head of a prestigious law firm who has a stroke and suddenly gets religion - the guilt-ridden kind. He gives away all his wealth and devotes himself to helping those he formerly steamrolled.</w:t>
         <w:br/>
-        <w:t>Couples Kellie Martin of TV's ER wed Columbia U. law student Keith Christian on May 15 near his hometown of Polson, Mont. They met as Yale students. Patti LuPone, who played Martin's mom on the series Life Goes On, sang at the nups.</w:t>
+        <w:t xml:space="preserve"> "Walker has a very strong moral sense even as he is working with a very whacked-out world," Nice said.</w:t>
         <w:br/>
-        <w:t>Kate Capshaw likes to watch husband Steven Spielberg make movies. "He's very sexy . . . when he operates the camera, it's, well, very exciting," she says in the June Harper's Bazaar. "It's a big machine, so tactile. He's very, very adept at it." Cut!</w:t>
+        <w:t xml:space="preserve"> Lagniappe, a Cajun word for "a little bit extra," is in pretty good financial shape for a new theater. It broke even on its $ 18,000 staging of "Death and the Maiden," which played to 1,200 people and earned enough from a training video for teachers to budget $ 25,000 for this production.</w:t>
         <w:br/>
-        <w:t>* This report includes information from the Associated Press, the New York Post and the New York Daily News.</w:t>
+        <w:t xml:space="preserve"> "We will take a deficit on this play no matter how well we do," said Nice, who hopes there is enough in the bank to make up the difference.</w:t>
         <w:br/>
+        <w:t>"Love and Anger" opens at 8 p.m. Friday at the Minneapolis Theatre Garage, Franklin and Lyndale Avs., Minneapolis. It runs through Oct. 29. Tickets: $ 10 to $ 14. Call 649-4446.</w:t>
         <w:br/>
-        <w:t>Notes</w:t>
+        <w:t>Dowling in D.C.</w:t>
         <w:br/>
+        <w:t>Joe Dowling, the incoming artistic director of the Guthrie Theater, received mixed reviews for his recent "Macbeth" for Washington D.C.'s Shakespeare Theatre, which stars Stacy Keach as the thane who would be king.</w:t>
         <w:br/>
-        <w:t>Newsmakers</w:t>
+        <w:t xml:space="preserve"> Vincent Canby, writing in the New York Times, had high praise for Helen Carey's "dominant" performance as Lady Macbeth but called Dowling's production "uneven, sometimes awkwardly acted." Carey appears often in Dowling-directed plays and has indicated her desire to work again at the Guthrie, where she began her acting career in the 1960s.</w:t>
         <w:br/>
+        <w:t xml:space="preserve"> Dowling got a rave from the Wall Street Journal's Donald Lyons who called the play "A "Macbeth" to amaze the senses and shake the heart." "Dowling's work marries clarity, authority and vigor, proving it's not necessary to deconstruct or otherwise assault great plays; you just have to woo them smartly," Lyons went on.</w:t>
         <w:br/>
-        <w:t>Graphic</w:t>
+        <w:t xml:space="preserve"> Lloyd Rose, critic for the Washington Post, devoted almost his entire review to Keach's performance and commented on Dowling's contribution only in passing, noting that neither he nor his actresses could make the witches' scene come to life.</w:t>
         <w:br/>
+        <w:t>Phantom of 'Guerre'?</w:t>
         <w:br/>
-        <w:t xml:space="preserve"> </w:t>
+        <w:t xml:space="preserve"> Word out of London is that British producer Cameron Macintosh, the guy behind "Cats," "Miss Saigon," "Les Miserables" and those other trans-Atlantic blockbusters, has another project on the boards. He's readying a musical based on the story of Martin Guerre, a soldier thought dead who returns a changed man to his home seven years later.</w:t>
         <w:br/>
-        <w:t>PHOTO;</w:t>
-        <w:br/>
-        <w:t>PHOTO</w:t>
-        <w:br/>
-        <w:t>Judi Dench (left) and Bernadette Peters were in New York Thursday at the Gershwin Theatre, site of the Tony Awards show Sunday. Dench is a best-actress nominee for "Amy's View," and Peters is a musical-actress nominee for "Annie Get Your Gun." (MARK LENNIHAN, Associated Press)</w:t>
+        <w:t xml:space="preserve"> The French legend, based on a true story, was made into the movies "The Return of Martin Guerre," starring Gerard Depardieu, and "Sommersby," featuring Richard Gere and Jodie Foster. Macintosh has called on composer Claude-Michel Schonberg and lyricist Alain Boublil of "Les Miz" to do "Martin Guerre," which could debut as early as next June in London.</w:t>
       </w:r>
     </w:p>
     <w:sectPr>

--- a/example_articles/countries/Canada/6.countries_Canada_Other_publisher.docx
+++ b/example_articles/countries/Canada/6.countries_Canada_Other_publisher.docx
@@ -32,7 +32,7 @@
     </w:p>
     <w:p>
       <w:r>
-        <w:t>Raw locations result, 'locations': ['Canada']</w:t>
+        <w:t>Raw locations result, 'locations': ['Canada', 'Minneapolis, Minnesota, USA']</w:t>
       </w:r>
     </w:p>
     <w:p>
